--- a/CV.docx
+++ b/CV.docx
@@ -36,15 +36,6 @@
                 <w:szCs w:val="28"/>
               </w:rPr>
             </w:pPr>
-            <w:proofErr w:type="spellStart"/>
-            <w:r>
-              <w:rPr>
-                <w:sz w:val="22"/>
-                <w:szCs w:val="28"/>
-              </w:rPr>
-              <w:t>JAvavvv</w:t>
-            </w:r>
-            <w:proofErr w:type="spellEnd"/>
           </w:p>
         </w:tc>
         <w:tc>
@@ -426,31 +417,13 @@
                 <w:szCs w:val="28"/>
               </w:rPr>
             </w:pPr>
-            <w:proofErr w:type="spellStart"/>
-            <w:r>
-              <w:rPr>
-                <w:sz w:val="22"/>
-                <w:szCs w:val="28"/>
-              </w:rPr>
-              <w:t>Hoër</w:t>
-            </w:r>
-            <w:proofErr w:type="spellEnd"/>
-            <w:r>
-              <w:rPr>
-                <w:sz w:val="22"/>
-                <w:szCs w:val="28"/>
-              </w:rPr>
-              <w:t xml:space="preserve"> </w:t>
-            </w:r>
-            <w:proofErr w:type="spellStart"/>
-            <w:r>
-              <w:rPr>
-                <w:sz w:val="22"/>
-                <w:szCs w:val="28"/>
-              </w:rPr>
-              <w:t>Volkskool</w:t>
-            </w:r>
-            <w:proofErr w:type="spellEnd"/>
+            <w:r>
+              <w:rPr>
+                <w:sz w:val="22"/>
+                <w:szCs w:val="28"/>
+              </w:rPr>
+              <w:t>Hoër Volkskool</w:t>
+            </w:r>
           </w:p>
           <w:p>
             <w:pPr>
@@ -521,17 +494,8 @@
                 <w:sz w:val="22"/>
                 <w:szCs w:val="28"/>
               </w:rPr>
-              <w:t xml:space="preserve">Afrikaans </w:t>
-            </w:r>
-            <w:proofErr w:type="spellStart"/>
-            <w:r>
-              <w:rPr>
-                <w:sz w:val="22"/>
-                <w:szCs w:val="28"/>
-              </w:rPr>
-              <w:t>Huistaal</w:t>
-            </w:r>
-            <w:proofErr w:type="spellEnd"/>
+              <w:t>Afrikaans Huistaal</w:t>
+            </w:r>
           </w:p>
           <w:p>
             <w:pPr>
@@ -2474,6 +2438,7 @@
     <w:rsid w:val="003F0696"/>
     <w:rsid w:val="00406D16"/>
     <w:rsid w:val="00455E55"/>
+    <w:rsid w:val="00887157"/>
     <w:rsid w:val="008E4A73"/>
     <w:rsid w:val="00C01FCB"/>
     <w:rsid w:val="00CB20C1"/>
